--- a/Курсовая работа.docx
+++ b/Курсовая работа.docx
@@ -393,21 +393,21 @@
     </w:p>
     <w:sdt>
       <w:sdtPr>
+        <w:rPr>
+          <w:rFonts w:asciiTheme="minorHAnsi" w:eastAsiaTheme="minorHAnsi" w:hAnsiTheme="minorHAnsi" w:cstheme="minorBidi"/>
+          <w:b w:val="0"/>
+          <w:bCs w:val="0"/>
+          <w:color w:val="auto"/>
+          <w:sz w:val="24"/>
+          <w:szCs w:val="24"/>
+          <w:lang w:eastAsia="en-US"/>
+        </w:rPr>
         <w:id w:val="1982810146"/>
         <w:docPartObj>
           <w:docPartGallery w:val="Table of Contents"/>
           <w:docPartUnique/>
         </w:docPartObj>
       </w:sdtPr>
-      <w:sdtEndPr>
-        <w:rPr>
-          <w:rFonts w:asciiTheme="minorHAnsi" w:eastAsiaTheme="minorHAnsi" w:hAnsiTheme="minorHAnsi" w:cstheme="minorBidi"/>
-          <w:color w:val="auto"/>
-          <w:sz w:val="24"/>
-          <w:szCs w:val="24"/>
-          <w:lang w:eastAsia="en-US"/>
-        </w:rPr>
-      </w:sdtEndPr>
       <w:sdtContent>
         <w:p>
           <w:pPr>
@@ -4965,9 +4965,6 @@
       <w:pPr>
         <w:pStyle w:val="TNR"/>
         <w:ind w:right="567" w:firstLine="709"/>
-        <w:rPr>
-          <w:lang w:val="en-US"/>
-        </w:rPr>
       </w:pPr>
       <w:bookmarkStart w:id="59" w:name="_Toc228402246"/>
       <w:bookmarkStart w:id="60" w:name="_Toc228402420"/>
@@ -5014,49 +5011,28 @@
         <w:rPr>
           <w:lang w:val="en-US"/>
         </w:rPr>
-        <w:t>Offline-first, edge-</w:t>
-      </w:r>
-      <w:proofErr w:type="spellStart"/>
-      <w:r>
-        <w:rPr>
-          <w:lang w:val="en-US"/>
-        </w:rPr>
-        <w:t>вычисления</w:t>
-      </w:r>
-      <w:proofErr w:type="spellEnd"/>
-      <w:r>
-        <w:rPr>
-          <w:lang w:val="en-US"/>
-        </w:rPr>
+        <w:t>Offline</w:t>
+      </w:r>
+      <w:r>
+        <w:t>-</w:t>
+      </w:r>
+      <w:r>
+        <w:rPr>
+          <w:lang w:val="en-US"/>
+        </w:rPr>
+        <w:t>first</w:t>
+      </w:r>
+      <w:r>
         <w:t xml:space="preserve">, </w:t>
       </w:r>
-      <w:proofErr w:type="spellStart"/>
-      <w:r>
-        <w:rPr>
-          <w:lang w:val="en-US"/>
-        </w:rPr>
-        <w:t>семантическая</w:t>
-      </w:r>
-      <w:proofErr w:type="spellEnd"/>
-      <w:r>
-        <w:rPr>
-          <w:lang w:val="en-US"/>
-        </w:rPr>
-        <w:t xml:space="preserve"> </w:t>
-      </w:r>
-      <w:proofErr w:type="spellStart"/>
-      <w:r>
-        <w:rPr>
-          <w:lang w:val="en-US"/>
-        </w:rPr>
-        <w:t>интероперабельность</w:t>
-      </w:r>
-      <w:proofErr w:type="spellEnd"/>
-      <w:r>
-        <w:rPr>
-          <w:lang w:val="en-US"/>
-        </w:rPr>
-        <w:t>.</w:t>
+      <w:r>
+        <w:rPr>
+          <w:lang w:val="en-US"/>
+        </w:rPr>
+        <w:t>edge</w:t>
+      </w:r>
+      <w:r>
+        <w:t>-вычисления, семантическая интероперабельность.</w:t>
       </w:r>
       <w:bookmarkEnd w:id="59"/>
       <w:bookmarkEnd w:id="60"/>
@@ -5220,9 +5196,6 @@
       <w:pPr>
         <w:pStyle w:val="TNR"/>
         <w:ind w:right="567" w:firstLine="709"/>
-        <w:rPr>
-          <w:lang w:val="en-US"/>
-        </w:rPr>
       </w:pPr>
       <w:bookmarkStart w:id="75" w:name="_Toc228402252"/>
       <w:bookmarkStart w:id="76" w:name="_Toc228402426"/>
@@ -5283,61 +5256,8 @@
       <w:r>
         <w:t xml:space="preserve">. </w:t>
       </w:r>
-      <w:proofErr w:type="spellStart"/>
-      <w:r>
-        <w:rPr>
-          <w:lang w:val="en-US"/>
-        </w:rPr>
-        <w:t>Критично</w:t>
-      </w:r>
-      <w:proofErr w:type="spellEnd"/>
-      <w:r>
-        <w:rPr>
-          <w:lang w:val="en-US"/>
-        </w:rPr>
-        <w:t xml:space="preserve"> </w:t>
-      </w:r>
-      <w:proofErr w:type="spellStart"/>
-      <w:r>
-        <w:rPr>
-          <w:lang w:val="en-US"/>
-        </w:rPr>
-        <w:t>для</w:t>
-      </w:r>
-      <w:proofErr w:type="spellEnd"/>
-      <w:r>
-        <w:rPr>
-          <w:lang w:val="en-US"/>
-        </w:rPr>
-        <w:t xml:space="preserve"> </w:t>
-      </w:r>
-      <w:proofErr w:type="spellStart"/>
-      <w:r>
-        <w:rPr>
-          <w:lang w:val="en-US"/>
-        </w:rPr>
-        <w:t>сельских</w:t>
-      </w:r>
-      <w:proofErr w:type="spellEnd"/>
-      <w:r>
-        <w:rPr>
-          <w:lang w:val="en-US"/>
-        </w:rPr>
-        <w:t xml:space="preserve"> </w:t>
-      </w:r>
-      <w:proofErr w:type="spellStart"/>
-      <w:r>
-        <w:rPr>
-          <w:lang w:val="en-US"/>
-        </w:rPr>
-        <w:t>ФАПов</w:t>
-      </w:r>
-      <w:proofErr w:type="spellEnd"/>
-      <w:r>
-        <w:rPr>
-          <w:lang w:val="en-US"/>
-        </w:rPr>
-        <w:t>.</w:t>
+      <w:r>
+        <w:t>Критично для сельских ФАПов.</w:t>
       </w:r>
       <w:bookmarkEnd w:id="75"/>
       <w:bookmarkEnd w:id="76"/>
@@ -5347,9 +5267,6 @@
       <w:pPr>
         <w:pStyle w:val="TNR"/>
         <w:ind w:right="567" w:firstLine="709"/>
-        <w:rPr>
-          <w:lang w:val="en-US"/>
-        </w:rPr>
       </w:pPr>
       <w:bookmarkStart w:id="78" w:name="_Toc228402253"/>
       <w:bookmarkStart w:id="79" w:name="_Toc228402427"/>
@@ -5381,89 +5298,8 @@
       <w:r>
         <w:t xml:space="preserve">: Каждый запрос аутентифицируется и авторизуется независимо от источника. </w:t>
       </w:r>
-      <w:proofErr w:type="spellStart"/>
-      <w:r>
-        <w:rPr>
-          <w:lang w:val="en-US"/>
-        </w:rPr>
-        <w:t>Реализуется</w:t>
-      </w:r>
-      <w:proofErr w:type="spellEnd"/>
-      <w:r>
-        <w:rPr>
-          <w:lang w:val="en-US"/>
-        </w:rPr>
-        <w:t xml:space="preserve"> </w:t>
-      </w:r>
-      <w:proofErr w:type="spellStart"/>
-      <w:r>
-        <w:rPr>
-          <w:lang w:val="en-US"/>
-        </w:rPr>
-        <w:t>через</w:t>
-      </w:r>
-      <w:proofErr w:type="spellEnd"/>
-      <w:r>
-        <w:rPr>
-          <w:lang w:val="en-US"/>
-        </w:rPr>
-        <w:t xml:space="preserve"> </w:t>
-      </w:r>
-      <w:proofErr w:type="spellStart"/>
-      <w:r>
-        <w:rPr>
-          <w:lang w:val="en-US"/>
-        </w:rPr>
-        <w:t>проверку</w:t>
-      </w:r>
-      <w:proofErr w:type="spellEnd"/>
-      <w:r>
-        <w:rPr>
-          <w:lang w:val="en-US"/>
-        </w:rPr>
-        <w:t xml:space="preserve"> </w:t>
-      </w:r>
-      <w:proofErr w:type="spellStart"/>
-      <w:r>
-        <w:rPr>
-          <w:lang w:val="en-US"/>
-        </w:rPr>
-        <w:t>ролей</w:t>
-      </w:r>
-      <w:proofErr w:type="spellEnd"/>
-      <w:r>
-        <w:rPr>
-          <w:lang w:val="en-US"/>
-        </w:rPr>
-        <w:t xml:space="preserve"> </w:t>
-      </w:r>
-      <w:proofErr w:type="spellStart"/>
-      <w:r>
-        <w:rPr>
-          <w:lang w:val="en-US"/>
-        </w:rPr>
-        <w:t>на</w:t>
-      </w:r>
-      <w:proofErr w:type="spellEnd"/>
-      <w:r>
-        <w:rPr>
-          <w:lang w:val="en-US"/>
-        </w:rPr>
-        <w:t xml:space="preserve"> </w:t>
-      </w:r>
-      <w:proofErr w:type="spellStart"/>
-      <w:r>
-        <w:rPr>
-          <w:lang w:val="en-US"/>
-        </w:rPr>
-        <w:t>сервере</w:t>
-      </w:r>
-      <w:proofErr w:type="spellEnd"/>
-      <w:r>
-        <w:rPr>
-          <w:lang w:val="en-US"/>
-        </w:rPr>
-        <w:t>.</w:t>
+      <w:r>
+        <w:t>Реализуется через проверку ролей на сервере.</w:t>
       </w:r>
       <w:bookmarkEnd w:id="78"/>
       <w:bookmarkEnd w:id="79"/>
@@ -5473,9 +5309,6 @@
       <w:pPr>
         <w:pStyle w:val="TNR"/>
         <w:ind w:right="567" w:firstLine="709"/>
-        <w:rPr>
-          <w:lang w:val="en-US"/>
-        </w:rPr>
       </w:pPr>
       <w:bookmarkStart w:id="81" w:name="_Toc228402254"/>
       <w:bookmarkStart w:id="82" w:name="_Toc228402428"/>
@@ -5502,61 +5335,17 @@
       <w:r>
         <w:t xml:space="preserve"> стал де-факто стандартом. </w:t>
       </w:r>
-      <w:proofErr w:type="spellStart"/>
-      <w:r>
-        <w:rPr>
-          <w:lang w:val="en-US"/>
-        </w:rPr>
-        <w:t>Интеграция</w:t>
-      </w:r>
-      <w:proofErr w:type="spellEnd"/>
-      <w:r>
-        <w:rPr>
-          <w:lang w:val="en-US"/>
-        </w:rPr>
-        <w:t xml:space="preserve"> с ФРМД/ЕГИСЗ </w:t>
-      </w:r>
-      <w:proofErr w:type="spellStart"/>
-      <w:r>
-        <w:rPr>
-          <w:lang w:val="en-US"/>
-        </w:rPr>
-        <w:t>требует</w:t>
-      </w:r>
-      <w:proofErr w:type="spellEnd"/>
-      <w:r>
-        <w:rPr>
-          <w:lang w:val="en-US"/>
-        </w:rPr>
-        <w:t xml:space="preserve"> </w:t>
-      </w:r>
-      <w:proofErr w:type="spellStart"/>
-      <w:r>
-        <w:rPr>
-          <w:lang w:val="en-US"/>
-        </w:rPr>
-        <w:t>поддержки</w:t>
-      </w:r>
-      <w:proofErr w:type="spellEnd"/>
-      <w:r>
-        <w:rPr>
-          <w:lang w:val="en-US"/>
-        </w:rPr>
-        <w:t xml:space="preserve"> FHIR-</w:t>
-      </w:r>
-      <w:proofErr w:type="spellStart"/>
-      <w:r>
-        <w:rPr>
-          <w:lang w:val="en-US"/>
-        </w:rPr>
-        <w:t>эндпоинтов</w:t>
-      </w:r>
-      <w:proofErr w:type="spellEnd"/>
-      <w:r>
-        <w:rPr>
-          <w:lang w:val="en-US"/>
-        </w:rPr>
-        <w:t>.</w:t>
+      <w:r>
+        <w:t xml:space="preserve">Интеграция с ФРМД/ЕГИСЗ требует поддержки </w:t>
+      </w:r>
+      <w:r>
+        <w:rPr>
+          <w:lang w:val="en-US"/>
+        </w:rPr>
+        <w:t>FHIR</w:t>
+      </w:r>
+      <w:r>
+        <w:t>-эндпоинтов.</w:t>
       </w:r>
       <w:bookmarkEnd w:id="81"/>
       <w:bookmarkEnd w:id="82"/>
@@ -5688,9 +5477,6 @@
       <w:pPr>
         <w:pStyle w:val="TNR"/>
         <w:ind w:right="567" w:firstLine="709"/>
-        <w:rPr>
-          <w:lang w:val="en-US"/>
-        </w:rPr>
       </w:pPr>
       <w:bookmarkStart w:id="94" w:name="_Toc228402259"/>
       <w:bookmarkStart w:id="95" w:name="_Toc228402433"/>
@@ -5753,75 +5539,8 @@
       <w:r>
         <w:t xml:space="preserve">). </w:t>
       </w:r>
-      <w:proofErr w:type="spellStart"/>
-      <w:r>
-        <w:rPr>
-          <w:lang w:val="en-US"/>
-        </w:rPr>
-        <w:t>Все</w:t>
-      </w:r>
-      <w:proofErr w:type="spellEnd"/>
-      <w:r>
-        <w:rPr>
-          <w:lang w:val="en-US"/>
-        </w:rPr>
-        <w:t xml:space="preserve"> </w:t>
-      </w:r>
-      <w:proofErr w:type="spellStart"/>
-      <w:r>
-        <w:rPr>
-          <w:lang w:val="en-US"/>
-        </w:rPr>
-        <w:t>кнопки</w:t>
-      </w:r>
-      <w:proofErr w:type="spellEnd"/>
-      <w:r>
-        <w:rPr>
-          <w:lang w:val="en-US"/>
-        </w:rPr>
-        <w:t xml:space="preserve"> и </w:t>
-      </w:r>
-      <w:proofErr w:type="spellStart"/>
-      <w:r>
-        <w:rPr>
-          <w:lang w:val="en-US"/>
-        </w:rPr>
-        <w:t>поля</w:t>
-      </w:r>
-      <w:proofErr w:type="spellEnd"/>
-      <w:r>
-        <w:rPr>
-          <w:lang w:val="en-US"/>
-        </w:rPr>
-        <w:t xml:space="preserve"> </w:t>
-      </w:r>
-      <w:proofErr w:type="spellStart"/>
-      <w:r>
-        <w:rPr>
-          <w:lang w:val="en-US"/>
-        </w:rPr>
-        <w:t>соответствуют</w:t>
-      </w:r>
-      <w:proofErr w:type="spellEnd"/>
-      <w:r>
-        <w:rPr>
-          <w:lang w:val="en-US"/>
-        </w:rPr>
-        <w:t xml:space="preserve"> </w:t>
-      </w:r>
-      <w:proofErr w:type="spellStart"/>
-      <w:r>
-        <w:rPr>
-          <w:lang w:val="en-US"/>
-        </w:rPr>
-        <w:t>метрике</w:t>
-      </w:r>
-      <w:proofErr w:type="spellEnd"/>
-      <w:r>
-        <w:rPr>
-          <w:lang w:val="en-US"/>
-        </w:rPr>
-        <w:t>.</w:t>
+      <w:r>
+        <w:t>Все кнопки и поля соответствуют метрике.</w:t>
       </w:r>
       <w:bookmarkEnd w:id="94"/>
       <w:bookmarkEnd w:id="95"/>
@@ -8961,9 +8680,6 @@
       <w:pPr>
         <w:pStyle w:val="TNR"/>
         <w:ind w:right="567" w:firstLine="709"/>
-        <w:rPr>
-          <w:lang w:val="en-US"/>
-        </w:rPr>
       </w:pPr>
       <w:bookmarkStart w:id="135" w:name="_Toc228402287"/>
       <w:bookmarkStart w:id="136" w:name="_Toc228402461"/>
@@ -8980,89 +8696,26 @@
       <w:r>
         <w:t xml:space="preserve"> → пошаговое выполнение → анализ состояния → исправление → регрессионное тестирование. </w:t>
       </w:r>
-      <w:proofErr w:type="spellStart"/>
-      <w:r>
-        <w:rPr>
-          <w:lang w:val="en-US"/>
-        </w:rPr>
-        <w:t>Использование</w:t>
-      </w:r>
-      <w:proofErr w:type="spellEnd"/>
-      <w:r>
-        <w:rPr>
-          <w:lang w:val="en-US"/>
-        </w:rPr>
-        <w:t xml:space="preserve"> logging </w:t>
-      </w:r>
-      <w:proofErr w:type="spellStart"/>
-      <w:r>
-        <w:rPr>
-          <w:lang w:val="en-US"/>
-        </w:rPr>
-        <w:t>вместо</w:t>
-      </w:r>
-      <w:proofErr w:type="spellEnd"/>
-      <w:r>
-        <w:rPr>
-          <w:lang w:val="en-US"/>
-        </w:rPr>
-        <w:t xml:space="preserve"> print, </w:t>
-      </w:r>
-      <w:proofErr w:type="spellStart"/>
-      <w:r>
-        <w:rPr>
-          <w:lang w:val="en-US"/>
-        </w:rPr>
-        <w:t>обработка</w:t>
-      </w:r>
-      <w:proofErr w:type="spellEnd"/>
-      <w:r>
-        <w:rPr>
-          <w:lang w:val="en-US"/>
-        </w:rPr>
-        <w:t xml:space="preserve"> </w:t>
-      </w:r>
-      <w:proofErr w:type="spellStart"/>
-      <w:r>
-        <w:rPr>
-          <w:lang w:val="en-US"/>
-        </w:rPr>
-        <w:t>исключений</w:t>
-      </w:r>
-      <w:proofErr w:type="spellEnd"/>
-      <w:r>
-        <w:rPr>
-          <w:lang w:val="en-US"/>
-        </w:rPr>
-        <w:t xml:space="preserve">, </w:t>
-      </w:r>
-      <w:proofErr w:type="spellStart"/>
-      <w:r>
-        <w:rPr>
-          <w:lang w:val="en-US"/>
-        </w:rPr>
-        <w:t>кастомные</w:t>
-      </w:r>
-      <w:proofErr w:type="spellEnd"/>
-      <w:r>
-        <w:rPr>
-          <w:lang w:val="en-US"/>
-        </w:rPr>
-        <w:t xml:space="preserve"> </w:t>
-      </w:r>
-      <w:proofErr w:type="spellStart"/>
-      <w:r>
-        <w:rPr>
-          <w:lang w:val="en-US"/>
-        </w:rPr>
-        <w:t>исключения</w:t>
-      </w:r>
-      <w:proofErr w:type="spellEnd"/>
-      <w:r>
-        <w:rPr>
-          <w:lang w:val="en-US"/>
-        </w:rPr>
-        <w:t>.</w:t>
+      <w:r>
+        <w:t xml:space="preserve">Использование </w:t>
+      </w:r>
+      <w:r>
+        <w:rPr>
+          <w:lang w:val="en-US"/>
+        </w:rPr>
+        <w:t>logging</w:t>
+      </w:r>
+      <w:r>
+        <w:t xml:space="preserve"> вместо </w:t>
+      </w:r>
+      <w:r>
+        <w:rPr>
+          <w:lang w:val="en-US"/>
+        </w:rPr>
+        <w:t>print</w:t>
+      </w:r>
+      <w:r>
+        <w:t>, обработка исключений, кастомные исключения.</w:t>
       </w:r>
       <w:bookmarkEnd w:id="135"/>
       <w:bookmarkEnd w:id="136"/>
@@ -12433,9 +12086,6 @@
       <w:pPr>
         <w:pStyle w:val="TNR"/>
         <w:ind w:right="567" w:firstLine="709"/>
-        <w:rPr>
-          <w:lang w:val="en-US"/>
-        </w:rPr>
       </w:pPr>
       <w:bookmarkStart w:id="166" w:name="_Toc228402308"/>
       <w:bookmarkStart w:id="167" w:name="_Toc228402482"/>
@@ -12444,7 +12094,10 @@
         <w:rPr>
           <w:lang w:val="en-US"/>
         </w:rPr>
-        <w:t>POST /</w:t>
+        <w:t>POST</w:t>
+      </w:r>
+      <w:r>
+        <w:t xml:space="preserve"> /</w:t>
       </w:r>
       <w:proofErr w:type="spellStart"/>
       <w:r>
@@ -12455,36 +12108,20 @@
       </w:r>
       <w:proofErr w:type="spellEnd"/>
       <w:r>
-        <w:rPr>
-          <w:lang w:val="en-US"/>
-        </w:rPr>
-        <w:t xml:space="preserve">/login — </w:t>
-      </w:r>
-      <w:proofErr w:type="spellStart"/>
-      <w:r>
-        <w:rPr>
-          <w:lang w:val="en-US"/>
-        </w:rPr>
-        <w:t>аутентификация</w:t>
-      </w:r>
-      <w:proofErr w:type="spellEnd"/>
-      <w:r>
-        <w:rPr>
-          <w:lang w:val="en-US"/>
-        </w:rPr>
-        <w:t xml:space="preserve"> </w:t>
-      </w:r>
-      <w:proofErr w:type="spellStart"/>
-      <w:r>
-        <w:rPr>
-          <w:lang w:val="en-US"/>
-        </w:rPr>
-        <w:t>врача</w:t>
+        <w:t>/</w:t>
+      </w:r>
+      <w:r>
+        <w:rPr>
+          <w:lang w:val="en-US"/>
+        </w:rPr>
+        <w:t>login</w:t>
+      </w:r>
+      <w:r>
+        <w:t xml:space="preserve"> — аутентификация врача</w:t>
       </w:r>
       <w:bookmarkEnd w:id="166"/>
       <w:bookmarkEnd w:id="167"/>
       <w:bookmarkEnd w:id="168"/>
-      <w:proofErr w:type="spellEnd"/>
     </w:p>
     <w:p>
       <w:pPr>
@@ -12572,9 +12209,6 @@
       <w:pPr>
         <w:pStyle w:val="TNR"/>
         <w:ind w:right="567" w:firstLine="709"/>
-        <w:rPr>
-          <w:lang w:val="en-US"/>
-        </w:rPr>
       </w:pPr>
       <w:bookmarkStart w:id="175" w:name="_Toc228402311"/>
       <w:bookmarkStart w:id="176" w:name="_Toc228402485"/>
@@ -12583,7 +12217,10 @@
         <w:rPr>
           <w:lang w:val="en-US"/>
         </w:rPr>
-        <w:t>GET /</w:t>
+        <w:t>GET</w:t>
+      </w:r>
+      <w:r>
+        <w:t xml:space="preserve"> /</w:t>
       </w:r>
       <w:proofErr w:type="spellStart"/>
       <w:r>
@@ -12594,94 +12231,56 @@
       </w:r>
       <w:proofErr w:type="spellEnd"/>
       <w:r>
-        <w:rPr>
-          <w:lang w:val="en-US"/>
-        </w:rPr>
-        <w:t>/appointments/&lt;</w:t>
-      </w:r>
-      <w:proofErr w:type="spellStart"/>
+        <w:t>/</w:t>
+      </w:r>
+      <w:r>
+        <w:rPr>
+          <w:lang w:val="en-US"/>
+        </w:rPr>
+        <w:t>appointments</w:t>
+      </w:r>
+      <w:r>
+        <w:t>/&lt;</w:t>
+      </w:r>
       <w:proofErr w:type="gramStart"/>
       <w:r>
         <w:rPr>
           <w:lang w:val="en-US"/>
         </w:rPr>
-        <w:t>int:doctor</w:t>
+        <w:t>int</w:t>
       </w:r>
       <w:proofErr w:type="gramEnd"/>
       <w:r>
-        <w:rPr>
-          <w:lang w:val="en-US"/>
-        </w:rPr>
-        <w:t>_id</w:t>
-      </w:r>
-      <w:proofErr w:type="spellEnd"/>
-      <w:r>
-        <w:rPr>
-          <w:lang w:val="en-US"/>
-        </w:rPr>
-        <w:t xml:space="preserve">&gt; — </w:t>
-      </w:r>
-      <w:proofErr w:type="spellStart"/>
-      <w:r>
-        <w:rPr>
-          <w:lang w:val="en-US"/>
-        </w:rPr>
-        <w:t>получение</w:t>
-      </w:r>
-      <w:proofErr w:type="spellEnd"/>
-      <w:r>
-        <w:rPr>
-          <w:lang w:val="en-US"/>
-        </w:rPr>
-        <w:t xml:space="preserve"> </w:t>
-      </w:r>
-      <w:proofErr w:type="spellStart"/>
-      <w:r>
-        <w:rPr>
-          <w:lang w:val="en-US"/>
-        </w:rPr>
-        <w:t>записей</w:t>
-      </w:r>
-      <w:proofErr w:type="spellEnd"/>
-      <w:r>
-        <w:rPr>
-          <w:lang w:val="en-US"/>
-        </w:rPr>
-        <w:t xml:space="preserve"> </w:t>
-      </w:r>
-      <w:proofErr w:type="spellStart"/>
-      <w:r>
-        <w:rPr>
-          <w:lang w:val="en-US"/>
-        </w:rPr>
-        <w:t>конкретного</w:t>
-      </w:r>
-      <w:proofErr w:type="spellEnd"/>
-      <w:r>
-        <w:rPr>
-          <w:lang w:val="en-US"/>
-        </w:rPr>
-        <w:t xml:space="preserve"> </w:t>
-      </w:r>
-      <w:proofErr w:type="spellStart"/>
-      <w:r>
-        <w:rPr>
-          <w:lang w:val="en-US"/>
-        </w:rPr>
-        <w:t>врача</w:t>
+        <w:t>:</w:t>
+      </w:r>
+      <w:proofErr w:type="gramStart"/>
+      <w:r>
+        <w:rPr>
+          <w:lang w:val="en-US"/>
+        </w:rPr>
+        <w:t>doctor</w:t>
+      </w:r>
+      <w:proofErr w:type="gramEnd"/>
+      <w:r>
+        <w:t>_</w:t>
+      </w:r>
+      <w:r>
+        <w:rPr>
+          <w:lang w:val="en-US"/>
+        </w:rPr>
+        <w:t>id</w:t>
+      </w:r>
+      <w:r>
+        <w:t>&gt; — получение записей конкретного врача</w:t>
       </w:r>
       <w:bookmarkEnd w:id="175"/>
       <w:bookmarkEnd w:id="176"/>
       <w:bookmarkEnd w:id="177"/>
-      <w:proofErr w:type="spellEnd"/>
     </w:p>
     <w:p>
       <w:pPr>
         <w:pStyle w:val="TNR"/>
         <w:ind w:right="567" w:firstLine="709"/>
-        <w:rPr>
-          <w:lang w:val="en-US"/>
-        </w:rPr>
       </w:pPr>
       <w:bookmarkStart w:id="178" w:name="_Toc228402312"/>
       <w:bookmarkStart w:id="179" w:name="_Toc228402486"/>
@@ -12690,7 +12289,10 @@
         <w:rPr>
           <w:lang w:val="en-US"/>
         </w:rPr>
-        <w:t>POST /</w:t>
+        <w:t>POST</w:t>
+      </w:r>
+      <w:r>
+        <w:t xml:space="preserve"> /</w:t>
       </w:r>
       <w:proofErr w:type="spellStart"/>
       <w:r>
@@ -12701,50 +12303,20 @@
       </w:r>
       <w:proofErr w:type="spellEnd"/>
       <w:r>
-        <w:rPr>
-          <w:lang w:val="en-US"/>
-        </w:rPr>
-        <w:t xml:space="preserve">/appointments — </w:t>
-      </w:r>
-      <w:proofErr w:type="spellStart"/>
-      <w:r>
-        <w:rPr>
-          <w:lang w:val="en-US"/>
-        </w:rPr>
-        <w:t>создание</w:t>
-      </w:r>
-      <w:proofErr w:type="spellEnd"/>
-      <w:r>
-        <w:rPr>
-          <w:lang w:val="en-US"/>
-        </w:rPr>
-        <w:t xml:space="preserve"> </w:t>
-      </w:r>
-      <w:proofErr w:type="spellStart"/>
-      <w:r>
-        <w:rPr>
-          <w:lang w:val="en-US"/>
-        </w:rPr>
-        <w:t>новой</w:t>
-      </w:r>
-      <w:proofErr w:type="spellEnd"/>
-      <w:r>
-        <w:rPr>
-          <w:lang w:val="en-US"/>
-        </w:rPr>
-        <w:t xml:space="preserve"> </w:t>
-      </w:r>
-      <w:proofErr w:type="spellStart"/>
-      <w:r>
-        <w:rPr>
-          <w:lang w:val="en-US"/>
-        </w:rPr>
-        <w:t>записи</w:t>
+        <w:t>/</w:t>
+      </w:r>
+      <w:r>
+        <w:rPr>
+          <w:lang w:val="en-US"/>
+        </w:rPr>
+        <w:t>appointments</w:t>
+      </w:r>
+      <w:r>
+        <w:t xml:space="preserve"> — создание новой записи</w:t>
       </w:r>
       <w:bookmarkEnd w:id="178"/>
       <w:bookmarkEnd w:id="179"/>
       <w:bookmarkEnd w:id="180"/>
-      <w:proofErr w:type="spellEnd"/>
     </w:p>
     <w:p>
       <w:pPr>
@@ -13176,103 +12748,37 @@
       <w:pPr>
         <w:pStyle w:val="TNR"/>
         <w:ind w:right="567" w:firstLine="709"/>
-        <w:rPr>
-          <w:lang w:val="en-US"/>
-        </w:rPr>
-      </w:pPr>
-      <w:r>
-        <w:rPr>
-          <w:lang w:val="en-US"/>
-        </w:rPr>
-        <w:t xml:space="preserve">200 OK — </w:t>
-      </w:r>
-      <w:proofErr w:type="spellStart"/>
-      <w:r>
-        <w:rPr>
-          <w:lang w:val="en-US"/>
-        </w:rPr>
-        <w:t>успешное</w:t>
-      </w:r>
-      <w:proofErr w:type="spellEnd"/>
-      <w:r>
-        <w:rPr>
-          <w:lang w:val="en-US"/>
-        </w:rPr>
-        <w:t xml:space="preserve"> </w:t>
-      </w:r>
-      <w:proofErr w:type="spellStart"/>
-      <w:r>
-        <w:rPr>
-          <w:lang w:val="en-US"/>
-        </w:rPr>
-        <w:t>выполнение</w:t>
-      </w:r>
-      <w:proofErr w:type="spellEnd"/>
-      <w:r>
-        <w:rPr>
-          <w:lang w:val="en-US"/>
-        </w:rPr>
-        <w:t xml:space="preserve"> </w:t>
-      </w:r>
-      <w:proofErr w:type="spellStart"/>
-      <w:r>
-        <w:rPr>
-          <w:lang w:val="en-US"/>
-        </w:rPr>
-        <w:t>запроса</w:t>
-      </w:r>
-      <w:proofErr w:type="spellEnd"/>
+      </w:pPr>
+      <w:r>
+        <w:t xml:space="preserve">200 </w:t>
+      </w:r>
+      <w:r>
+        <w:rPr>
+          <w:lang w:val="en-US"/>
+        </w:rPr>
+        <w:t>OK</w:t>
+      </w:r>
+      <w:r>
+        <w:t xml:space="preserve"> — успешное выполнение запроса</w:t>
+      </w:r>
     </w:p>
     <w:p>
       <w:pPr>
         <w:pStyle w:val="TNR"/>
         <w:ind w:right="567" w:firstLine="709"/>
-        <w:rPr>
-          <w:lang w:val="en-US"/>
-        </w:rPr>
-      </w:pPr>
-      <w:r>
-        <w:rPr>
-          <w:lang w:val="en-US"/>
-        </w:rPr>
-        <w:t xml:space="preserve">201 Created — </w:t>
-      </w:r>
-      <w:proofErr w:type="spellStart"/>
-      <w:r>
-        <w:rPr>
-          <w:lang w:val="en-US"/>
-        </w:rPr>
-        <w:t>ресурс</w:t>
-      </w:r>
-      <w:proofErr w:type="spellEnd"/>
-      <w:r>
-        <w:rPr>
-          <w:lang w:val="en-US"/>
-        </w:rPr>
-        <w:t xml:space="preserve"> </w:t>
-      </w:r>
-      <w:proofErr w:type="spellStart"/>
-      <w:r>
-        <w:rPr>
-          <w:lang w:val="en-US"/>
-        </w:rPr>
-        <w:t>успешно</w:t>
-      </w:r>
-      <w:proofErr w:type="spellEnd"/>
-      <w:r>
-        <w:rPr>
-          <w:lang w:val="en-US"/>
-        </w:rPr>
-        <w:t xml:space="preserve"> </w:t>
-      </w:r>
-      <w:proofErr w:type="spellStart"/>
-      <w:r>
-        <w:rPr>
-          <w:lang w:val="en-US"/>
-        </w:rPr>
-        <w:t>создан</w:t>
-      </w:r>
-      <w:proofErr w:type="spellEnd"/>
+      </w:pPr>
+      <w:r>
+        <w:t xml:space="preserve">201 </w:t>
+      </w:r>
+      <w:r>
+        <w:rPr>
+          <w:lang w:val="en-US"/>
+        </w:rPr>
+        <w:t>Created</w:t>
+      </w:r>
+      <w:r>
+        <w:t xml:space="preserve"> — ресурс успешно создан</w:t>
+      </w:r>
     </w:p>
     <w:p>
       <w:pPr>
@@ -13305,52 +12811,19 @@
       <w:pPr>
         <w:pStyle w:val="TNR"/>
         <w:ind w:right="567" w:firstLine="709"/>
-        <w:rPr>
-          <w:lang w:val="en-US"/>
-        </w:rPr>
-      </w:pPr>
-      <w:r>
-        <w:rPr>
-          <w:lang w:val="en-US"/>
-        </w:rPr>
-        <w:t xml:space="preserve">401 Unauthorized — </w:t>
-      </w:r>
-      <w:proofErr w:type="spellStart"/>
-      <w:r>
-        <w:rPr>
-          <w:lang w:val="en-US"/>
-        </w:rPr>
-        <w:t>неверные</w:t>
-      </w:r>
-      <w:proofErr w:type="spellEnd"/>
-      <w:r>
-        <w:rPr>
-          <w:lang w:val="en-US"/>
-        </w:rPr>
-        <w:t xml:space="preserve"> </w:t>
-      </w:r>
-      <w:proofErr w:type="spellStart"/>
-      <w:r>
-        <w:rPr>
-          <w:lang w:val="en-US"/>
-        </w:rPr>
-        <w:t>учётные</w:t>
-      </w:r>
-      <w:proofErr w:type="spellEnd"/>
-      <w:r>
-        <w:rPr>
-          <w:lang w:val="en-US"/>
-        </w:rPr>
-        <w:t xml:space="preserve"> </w:t>
-      </w:r>
-      <w:proofErr w:type="spellStart"/>
-      <w:r>
-        <w:rPr>
-          <w:lang w:val="en-US"/>
-        </w:rPr>
-        <w:t>данные</w:t>
-      </w:r>
-      <w:proofErr w:type="spellEnd"/>
+      </w:pPr>
+      <w:r>
+        <w:t xml:space="preserve">401 </w:t>
+      </w:r>
+      <w:r>
+        <w:rPr>
+          <w:lang w:val="en-US"/>
+        </w:rPr>
+        <w:t>Unauthorized</w:t>
+      </w:r>
+      <w:r>
+        <w:t xml:space="preserve"> — неверные учётные данные</w:t>
+      </w:r>
     </w:p>
     <w:p>
       <w:pPr>
@@ -13374,103 +12847,64 @@
       <w:pPr>
         <w:pStyle w:val="TNR"/>
         <w:ind w:right="567" w:firstLine="709"/>
-        <w:rPr>
-          <w:lang w:val="en-US"/>
-        </w:rPr>
-      </w:pPr>
-      <w:r>
-        <w:rPr>
-          <w:lang w:val="en-US"/>
-        </w:rPr>
-        <w:t xml:space="preserve">404 Not Found — </w:t>
-      </w:r>
-      <w:proofErr w:type="spellStart"/>
-      <w:r>
-        <w:rPr>
-          <w:lang w:val="en-US"/>
-        </w:rPr>
-        <w:t>ресурс</w:t>
-      </w:r>
-      <w:proofErr w:type="spellEnd"/>
-      <w:r>
-        <w:rPr>
-          <w:lang w:val="en-US"/>
-        </w:rPr>
+      </w:pPr>
+      <w:r>
+        <w:t xml:space="preserve">404 </w:t>
+      </w:r>
+      <w:r>
+        <w:rPr>
+          <w:lang w:val="en-US"/>
+        </w:rPr>
+        <w:t>Not</w:t>
+      </w:r>
+      <w:r>
         <w:t xml:space="preserve"> </w:t>
       </w:r>
-      <w:proofErr w:type="spellStart"/>
-      <w:r>
-        <w:rPr>
-          <w:lang w:val="en-US"/>
-        </w:rPr>
-        <w:t>не</w:t>
-      </w:r>
-      <w:proofErr w:type="spellEnd"/>
-      <w:r>
-        <w:rPr>
-          <w:lang w:val="en-US"/>
-        </w:rPr>
-        <w:t xml:space="preserve"> </w:t>
-      </w:r>
-      <w:proofErr w:type="spellStart"/>
-      <w:r>
-        <w:rPr>
-          <w:lang w:val="en-US"/>
-        </w:rPr>
-        <w:t>найден</w:t>
-      </w:r>
-      <w:proofErr w:type="spellEnd"/>
+      <w:r>
+        <w:rPr>
+          <w:lang w:val="en-US"/>
+        </w:rPr>
+        <w:t>Found</w:t>
+      </w:r>
+      <w:r>
+        <w:t xml:space="preserve"> — ресурс не найден</w:t>
+      </w:r>
     </w:p>
     <w:p>
       <w:pPr>
         <w:pStyle w:val="TNR"/>
         <w:ind w:right="567" w:firstLine="709"/>
-        <w:rPr>
-          <w:lang w:val="en-US"/>
-        </w:rPr>
-      </w:pPr>
-      <w:r>
-        <w:rPr>
-          <w:lang w:val="en-US"/>
-        </w:rPr>
-        <w:t xml:space="preserve">500 Internal Server Error — </w:t>
-      </w:r>
-      <w:proofErr w:type="spellStart"/>
-      <w:r>
-        <w:rPr>
-          <w:lang w:val="en-US"/>
-        </w:rPr>
-        <w:t>внутренняя</w:t>
-      </w:r>
-      <w:proofErr w:type="spellEnd"/>
-      <w:r>
-        <w:rPr>
-          <w:lang w:val="en-US"/>
-        </w:rPr>
+      </w:pPr>
+      <w:r>
+        <w:t xml:space="preserve">500 </w:t>
+      </w:r>
+      <w:r>
+        <w:rPr>
+          <w:lang w:val="en-US"/>
+        </w:rPr>
+        <w:t>Internal</w:t>
+      </w:r>
+      <w:r>
         <w:t xml:space="preserve"> </w:t>
       </w:r>
-      <w:proofErr w:type="spellStart"/>
-      <w:r>
-        <w:rPr>
-          <w:lang w:val="en-US"/>
-        </w:rPr>
-        <w:t>ошибка</w:t>
-      </w:r>
-      <w:proofErr w:type="spellEnd"/>
-      <w:r>
-        <w:rPr>
-          <w:lang w:val="en-US"/>
-        </w:rPr>
+      <w:r>
+        <w:rPr>
+          <w:lang w:val="en-US"/>
+        </w:rPr>
+        <w:t>Server</w:t>
+      </w:r>
+      <w:r>
         <w:t xml:space="preserve"> </w:t>
       </w:r>
-      <w:proofErr w:type="spellStart"/>
-      <w:r>
-        <w:rPr>
-          <w:lang w:val="en-US"/>
-        </w:rPr>
-        <w:t>сервера</w:t>
-      </w:r>
-      <w:proofErr w:type="spellEnd"/>
+      <w:r>
+        <w:rPr>
+          <w:lang w:val="en-US"/>
+        </w:rPr>
+        <w:t>Error</w:t>
+      </w:r>
+      <w:r>
+        <w:t xml:space="preserve"> — внутренняя ошибка сервера</w:t>
+      </w:r>
     </w:p>
     <w:p>
       <w:pPr>
@@ -13481,7 +12915,6 @@
           <w:rFonts w:ascii="Times New Roman" w:hAnsi="Times New Roman" w:cs="Times New Roman"/>
           <w:sz w:val="28"/>
           <w:szCs w:val="28"/>
-          <w:lang w:val="en-US"/>
         </w:rPr>
       </w:pPr>
     </w:p>
@@ -13864,9 +13297,6 @@
       <w:pPr>
         <w:pStyle w:val="TNR"/>
         <w:ind w:right="567" w:firstLine="709"/>
-        <w:rPr>
-          <w:lang w:val="en-US"/>
-        </w:rPr>
       </w:pPr>
       <w:proofErr w:type="spellStart"/>
       <w:proofErr w:type="gramStart"/>
@@ -13884,89 +13314,8 @@
       <w:r>
         <w:t xml:space="preserve">) — динамическая генерация карточек врачей на основе данных, полученных с сервера. </w:t>
       </w:r>
-      <w:proofErr w:type="spellStart"/>
-      <w:r>
-        <w:rPr>
-          <w:lang w:val="en-US"/>
-        </w:rPr>
-        <w:t>Применяет</w:t>
-      </w:r>
-      <w:proofErr w:type="spellEnd"/>
-      <w:r>
-        <w:rPr>
-          <w:lang w:val="en-US"/>
-        </w:rPr>
-        <w:t xml:space="preserve"> </w:t>
-      </w:r>
-      <w:proofErr w:type="spellStart"/>
-      <w:r>
-        <w:rPr>
-          <w:lang w:val="en-US"/>
-        </w:rPr>
-        <w:t>фильтрацию</w:t>
-      </w:r>
-      <w:proofErr w:type="spellEnd"/>
-      <w:r>
-        <w:rPr>
-          <w:lang w:val="en-US"/>
-        </w:rPr>
-        <w:t xml:space="preserve"> </w:t>
-      </w:r>
-      <w:proofErr w:type="spellStart"/>
-      <w:r>
-        <w:rPr>
-          <w:lang w:val="en-US"/>
-        </w:rPr>
-        <w:t>по</w:t>
-      </w:r>
-      <w:proofErr w:type="spellEnd"/>
-      <w:r>
-        <w:rPr>
-          <w:lang w:val="en-US"/>
-        </w:rPr>
-        <w:t xml:space="preserve"> </w:t>
-      </w:r>
-      <w:proofErr w:type="spellStart"/>
-      <w:r>
-        <w:rPr>
-          <w:lang w:val="en-US"/>
-        </w:rPr>
-        <w:t>поисковому</w:t>
-      </w:r>
-      <w:proofErr w:type="spellEnd"/>
-      <w:r>
-        <w:rPr>
-          <w:lang w:val="en-US"/>
-        </w:rPr>
-        <w:t xml:space="preserve"> </w:t>
-      </w:r>
-      <w:proofErr w:type="spellStart"/>
-      <w:r>
-        <w:rPr>
-          <w:lang w:val="en-US"/>
-        </w:rPr>
-        <w:t>запросу</w:t>
-      </w:r>
-      <w:proofErr w:type="spellEnd"/>
-      <w:r>
-        <w:rPr>
-          <w:lang w:val="en-US"/>
-        </w:rPr>
-        <w:t xml:space="preserve"> и </w:t>
-      </w:r>
-      <w:proofErr w:type="spellStart"/>
-      <w:r>
-        <w:rPr>
-          <w:lang w:val="en-US"/>
-        </w:rPr>
-        <w:t>специализации</w:t>
-      </w:r>
-      <w:proofErr w:type="spellEnd"/>
-      <w:r>
-        <w:rPr>
-          <w:lang w:val="en-US"/>
-        </w:rPr>
-        <w:t>.</w:t>
+      <w:r>
+        <w:t>Применяет фильтрацию по поисковому запросу и специализации.</w:t>
       </w:r>
     </w:p>
     <w:p>
@@ -14353,54 +13702,12 @@
       <w:pPr>
         <w:pStyle w:val="TNR"/>
         <w:ind w:right="567" w:firstLine="709"/>
-        <w:rPr>
-          <w:lang w:val="en-US"/>
-        </w:rPr>
       </w:pPr>
       <w:bookmarkStart w:id="225" w:name="_Toc228402330"/>
       <w:bookmarkStart w:id="226" w:name="_Toc228402504"/>
       <w:bookmarkStart w:id="227" w:name="_Toc228923374"/>
-      <w:proofErr w:type="spellStart"/>
-      <w:r>
-        <w:rPr>
-          <w:lang w:val="en-US"/>
-        </w:rPr>
-        <w:t>Разграничение</w:t>
-      </w:r>
-      <w:proofErr w:type="spellEnd"/>
-      <w:r>
-        <w:rPr>
-          <w:lang w:val="en-US"/>
-        </w:rPr>
-        <w:t xml:space="preserve"> </w:t>
-      </w:r>
-      <w:proofErr w:type="spellStart"/>
-      <w:r>
-        <w:rPr>
-          <w:lang w:val="en-US"/>
-        </w:rPr>
-        <w:t>прав</w:t>
-      </w:r>
-      <w:proofErr w:type="spellEnd"/>
-      <w:r>
-        <w:rPr>
-          <w:lang w:val="en-US"/>
-        </w:rPr>
-        <w:t xml:space="preserve"> </w:t>
-      </w:r>
-      <w:proofErr w:type="spellStart"/>
-      <w:r>
-        <w:rPr>
-          <w:lang w:val="en-US"/>
-        </w:rPr>
-        <w:t>доступа</w:t>
-      </w:r>
-      <w:proofErr w:type="spellEnd"/>
-      <w:r>
-        <w:rPr>
-          <w:lang w:val="en-US"/>
-        </w:rPr>
-        <w:t>:</w:t>
+      <w:r>
+        <w:t>Разграничение прав доступа:</w:t>
       </w:r>
       <w:bookmarkEnd w:id="225"/>
       <w:bookmarkEnd w:id="226"/>
@@ -14692,119 +13999,27 @@
       <w:pPr>
         <w:pStyle w:val="TNR"/>
         <w:ind w:right="567" w:firstLine="709"/>
-        <w:rPr>
-          <w:lang w:val="en-US"/>
-        </w:rPr>
       </w:pPr>
       <w:bookmarkStart w:id="263" w:name="_Toc228402345"/>
       <w:bookmarkStart w:id="264" w:name="_Toc228402519"/>
       <w:bookmarkStart w:id="265" w:name="_Toc228923388"/>
-      <w:proofErr w:type="spellStart"/>
-      <w:r>
-        <w:rPr>
-          <w:lang w:val="en-US"/>
-        </w:rPr>
-        <w:t>Время</w:t>
-      </w:r>
-      <w:proofErr w:type="spellEnd"/>
-      <w:r>
-        <w:rPr>
-          <w:lang w:val="en-US"/>
-        </w:rPr>
-        <w:t xml:space="preserve"> </w:t>
-      </w:r>
-      <w:proofErr w:type="spellStart"/>
-      <w:r>
-        <w:rPr>
-          <w:lang w:val="en-US"/>
-        </w:rPr>
-        <w:t>загрузки</w:t>
-      </w:r>
-      <w:proofErr w:type="spellEnd"/>
-      <w:r>
-        <w:rPr>
-          <w:lang w:val="en-US"/>
-        </w:rPr>
-        <w:t xml:space="preserve"> </w:t>
-      </w:r>
-      <w:proofErr w:type="spellStart"/>
-      <w:r>
-        <w:rPr>
-          <w:lang w:val="en-US"/>
-        </w:rPr>
-        <w:t>страницы</w:t>
-      </w:r>
-      <w:proofErr w:type="spellEnd"/>
-      <w:r>
-        <w:rPr>
-          <w:lang w:val="en-US"/>
-        </w:rPr>
-        <w:t xml:space="preserve">: 120–180 </w:t>
-      </w:r>
-      <w:proofErr w:type="spellStart"/>
-      <w:r>
-        <w:rPr>
-          <w:lang w:val="en-US"/>
-        </w:rPr>
-        <w:t>мс</w:t>
+      <w:r>
+        <w:t>Время загрузки страницы: 120–180 мс</w:t>
       </w:r>
       <w:bookmarkEnd w:id="263"/>
       <w:bookmarkEnd w:id="264"/>
       <w:bookmarkEnd w:id="265"/>
-      <w:proofErr w:type="spellEnd"/>
     </w:p>
     <w:p>
       <w:pPr>
         <w:pStyle w:val="TNR"/>
         <w:ind w:right="567" w:firstLine="709"/>
-        <w:rPr>
-          <w:lang w:val="en-US"/>
-        </w:rPr>
       </w:pPr>
       <w:bookmarkStart w:id="266" w:name="_Toc228402346"/>
       <w:bookmarkStart w:id="267" w:name="_Toc228402520"/>
       <w:bookmarkStart w:id="268" w:name="_Toc228923389"/>
-      <w:proofErr w:type="spellStart"/>
-      <w:r>
-        <w:rPr>
-          <w:lang w:val="en-US"/>
-        </w:rPr>
-        <w:t>Потребление</w:t>
-      </w:r>
-      <w:proofErr w:type="spellEnd"/>
-      <w:r>
-        <w:rPr>
-          <w:lang w:val="en-US"/>
-        </w:rPr>
-        <w:t xml:space="preserve"> </w:t>
-      </w:r>
-      <w:proofErr w:type="spellStart"/>
-      <w:r>
-        <w:rPr>
-          <w:lang w:val="en-US"/>
-        </w:rPr>
-        <w:t>памяти</w:t>
-      </w:r>
-      <w:proofErr w:type="spellEnd"/>
-      <w:r>
-        <w:rPr>
-          <w:lang w:val="en-US"/>
-        </w:rPr>
-        <w:t xml:space="preserve"> </w:t>
-      </w:r>
-      <w:proofErr w:type="spellStart"/>
-      <w:r>
-        <w:rPr>
-          <w:lang w:val="en-US"/>
-        </w:rPr>
-        <w:t>сервером</w:t>
-      </w:r>
-      <w:proofErr w:type="spellEnd"/>
-      <w:r>
-        <w:rPr>
-          <w:lang w:val="en-US"/>
-        </w:rPr>
-        <w:t>: ~65 МБ</w:t>
+      <w:r>
+        <w:t>Потребление памяти сервером: ~65 МБ</w:t>
       </w:r>
       <w:bookmarkEnd w:id="266"/>
       <w:bookmarkEnd w:id="267"/>
@@ -14814,66 +14029,16 @@
       <w:pPr>
         <w:pStyle w:val="TNR"/>
         <w:ind w:right="567" w:firstLine="709"/>
-        <w:rPr>
-          <w:lang w:val="en-US"/>
-        </w:rPr>
       </w:pPr>
       <w:bookmarkStart w:id="269" w:name="_Toc228402347"/>
       <w:bookmarkStart w:id="270" w:name="_Toc228402521"/>
       <w:bookmarkStart w:id="271" w:name="_Toc228923390"/>
-      <w:proofErr w:type="spellStart"/>
-      <w:r>
-        <w:rPr>
-          <w:lang w:val="en-US"/>
-        </w:rPr>
-        <w:t>Пропускная</w:t>
-      </w:r>
-      <w:proofErr w:type="spellEnd"/>
-      <w:r>
-        <w:rPr>
-          <w:lang w:val="en-US"/>
-        </w:rPr>
-        <w:t xml:space="preserve"> </w:t>
-      </w:r>
-      <w:proofErr w:type="spellStart"/>
-      <w:r>
-        <w:rPr>
-          <w:lang w:val="en-US"/>
-        </w:rPr>
-        <w:t>способность</w:t>
-      </w:r>
-      <w:proofErr w:type="spellEnd"/>
-      <w:r>
-        <w:rPr>
-          <w:lang w:val="en-US"/>
-        </w:rPr>
-        <w:t xml:space="preserve">: ~450 </w:t>
-      </w:r>
-      <w:proofErr w:type="spellStart"/>
-      <w:r>
-        <w:rPr>
-          <w:lang w:val="en-US"/>
-        </w:rPr>
-        <w:t>запросов</w:t>
-      </w:r>
-      <w:proofErr w:type="spellEnd"/>
-      <w:r>
-        <w:rPr>
-          <w:lang w:val="en-US"/>
-        </w:rPr>
-        <w:t>/</w:t>
-      </w:r>
-      <w:proofErr w:type="spellStart"/>
-      <w:r>
-        <w:rPr>
-          <w:lang w:val="en-US"/>
-        </w:rPr>
-        <w:t>секунду</w:t>
+      <w:r>
+        <w:t>Пропускная способность: ~450 запросов/секунду</w:t>
       </w:r>
       <w:bookmarkEnd w:id="269"/>
       <w:bookmarkEnd w:id="270"/>
       <w:bookmarkEnd w:id="271"/>
-      <w:proofErr w:type="spellEnd"/>
     </w:p>
     <w:p>
       <w:pPr>
@@ -14894,9 +14059,6 @@
       <w:pPr>
         <w:pStyle w:val="TNR"/>
         <w:ind w:right="567" w:firstLine="709"/>
-        <w:rPr>
-          <w:lang w:val="en-US"/>
-        </w:rPr>
       </w:pPr>
       <w:bookmarkStart w:id="275" w:name="_Toc228402349"/>
       <w:bookmarkStart w:id="276" w:name="_Toc228402523"/>
@@ -14905,41 +14067,28 @@
         <w:rPr>
           <w:lang w:val="en-US"/>
         </w:rPr>
-        <w:t xml:space="preserve">Google Chrome 120+ — </w:t>
-      </w:r>
-      <w:proofErr w:type="spellStart"/>
-      <w:r>
-        <w:rPr>
-          <w:lang w:val="en-US"/>
-        </w:rPr>
-        <w:t>полная</w:t>
-      </w:r>
-      <w:proofErr w:type="spellEnd"/>
-      <w:r>
-        <w:rPr>
-          <w:lang w:val="en-US"/>
-        </w:rPr>
+        <w:t>Google</w:t>
+      </w:r>
+      <w:r>
         <w:t xml:space="preserve"> </w:t>
       </w:r>
-      <w:proofErr w:type="spellStart"/>
-      <w:r>
-        <w:rPr>
-          <w:lang w:val="en-US"/>
-        </w:rPr>
-        <w:t>совместимость</w:t>
+      <w:r>
+        <w:rPr>
+          <w:lang w:val="en-US"/>
+        </w:rPr>
+        <w:t>Chrome</w:t>
+      </w:r>
+      <w:r>
+        <w:t xml:space="preserve"> 120+ — полная совместимость</w:t>
       </w:r>
       <w:bookmarkEnd w:id="275"/>
       <w:bookmarkEnd w:id="276"/>
       <w:bookmarkEnd w:id="277"/>
-      <w:proofErr w:type="spellEnd"/>
     </w:p>
     <w:p>
       <w:pPr>
         <w:pStyle w:val="TNR"/>
         <w:ind w:right="567" w:firstLine="709"/>
-        <w:rPr>
-          <w:lang w:val="en-US"/>
-        </w:rPr>
       </w:pPr>
       <w:bookmarkStart w:id="278" w:name="_Toc228402350"/>
       <w:bookmarkStart w:id="279" w:name="_Toc228402524"/>
@@ -14948,41 +14097,28 @@
         <w:rPr>
           <w:lang w:val="en-US"/>
         </w:rPr>
-        <w:t xml:space="preserve">Mozilla Firefox 115+ — </w:t>
-      </w:r>
-      <w:proofErr w:type="spellStart"/>
-      <w:r>
-        <w:rPr>
-          <w:lang w:val="en-US"/>
-        </w:rPr>
-        <w:t>полная</w:t>
-      </w:r>
-      <w:proofErr w:type="spellEnd"/>
-      <w:r>
-        <w:rPr>
-          <w:lang w:val="en-US"/>
-        </w:rPr>
+        <w:t>Mozilla</w:t>
+      </w:r>
+      <w:r>
         <w:t xml:space="preserve"> </w:t>
       </w:r>
-      <w:proofErr w:type="spellStart"/>
-      <w:r>
-        <w:rPr>
-          <w:lang w:val="en-US"/>
-        </w:rPr>
-        <w:t>совместимость</w:t>
+      <w:r>
+        <w:rPr>
+          <w:lang w:val="en-US"/>
+        </w:rPr>
+        <w:t>Firefox</w:t>
+      </w:r>
+      <w:r>
+        <w:t xml:space="preserve"> 115+ — полная совместимость</w:t>
       </w:r>
       <w:bookmarkEnd w:id="278"/>
       <w:bookmarkEnd w:id="279"/>
       <w:bookmarkEnd w:id="280"/>
-      <w:proofErr w:type="spellEnd"/>
     </w:p>
     <w:p>
       <w:pPr>
         <w:pStyle w:val="TNR"/>
         <w:ind w:right="567" w:firstLine="709"/>
-        <w:rPr>
-          <w:lang w:val="en-US"/>
-        </w:rPr>
       </w:pPr>
       <w:bookmarkStart w:id="281" w:name="_Toc228402351"/>
       <w:bookmarkStart w:id="282" w:name="_Toc228402525"/>
@@ -14991,33 +14127,23 @@
         <w:rPr>
           <w:lang w:val="en-US"/>
         </w:rPr>
-        <w:t xml:space="preserve">Microsoft Edge 120+ — </w:t>
-      </w:r>
-      <w:proofErr w:type="spellStart"/>
-      <w:r>
-        <w:rPr>
-          <w:lang w:val="en-US"/>
-        </w:rPr>
-        <w:t>полная</w:t>
-      </w:r>
-      <w:proofErr w:type="spellEnd"/>
-      <w:r>
-        <w:rPr>
-          <w:lang w:val="en-US"/>
-        </w:rPr>
+        <w:t>Microsoft</w:t>
+      </w:r>
+      <w:r>
         <w:t xml:space="preserve"> </w:t>
       </w:r>
-      <w:proofErr w:type="spellStart"/>
-      <w:r>
-        <w:rPr>
-          <w:lang w:val="en-US"/>
-        </w:rPr>
-        <w:t>совместимость</w:t>
+      <w:r>
+        <w:rPr>
+          <w:lang w:val="en-US"/>
+        </w:rPr>
+        <w:t>Edge</w:t>
+      </w:r>
+      <w:r>
+        <w:t xml:space="preserve"> 120+ — полная совместимость</w:t>
       </w:r>
       <w:bookmarkEnd w:id="281"/>
       <w:bookmarkEnd w:id="282"/>
       <w:bookmarkEnd w:id="283"/>
-      <w:proofErr w:type="spellEnd"/>
     </w:p>
     <w:p>
       <w:pPr>
@@ -15059,247 +14185,61 @@
       <w:pPr>
         <w:pStyle w:val="TNR"/>
         <w:ind w:right="567" w:firstLine="709"/>
-        <w:rPr>
-          <w:lang w:val="en-US"/>
-        </w:rPr>
       </w:pPr>
       <w:bookmarkStart w:id="290" w:name="_Toc228402354"/>
       <w:bookmarkStart w:id="291" w:name="_Toc228402528"/>
       <w:bookmarkStart w:id="292" w:name="_Toc228923397"/>
-      <w:proofErr w:type="spellStart"/>
-      <w:r>
-        <w:rPr>
-          <w:lang w:val="en-US"/>
-        </w:rPr>
-        <w:t>Учёт</w:t>
-      </w:r>
-      <w:proofErr w:type="spellEnd"/>
-      <w:r>
-        <w:rPr>
-          <w:lang w:val="en-US"/>
-        </w:rPr>
-        <w:t xml:space="preserve"> </w:t>
-      </w:r>
-      <w:proofErr w:type="spellStart"/>
-      <w:r>
-        <w:rPr>
-          <w:lang w:val="en-US"/>
-        </w:rPr>
-        <w:t>записей</w:t>
-      </w:r>
-      <w:proofErr w:type="spellEnd"/>
-      <w:r>
-        <w:rPr>
-          <w:lang w:val="en-US"/>
-        </w:rPr>
-        <w:t xml:space="preserve"> </w:t>
-      </w:r>
-      <w:proofErr w:type="spellStart"/>
-      <w:r>
-        <w:rPr>
-          <w:lang w:val="en-US"/>
-        </w:rPr>
-        <w:t>пациентов</w:t>
-      </w:r>
-      <w:proofErr w:type="spellEnd"/>
-      <w:r>
-        <w:rPr>
-          <w:lang w:val="en-US"/>
-        </w:rPr>
-        <w:t xml:space="preserve"> — </w:t>
-      </w:r>
-      <w:proofErr w:type="spellStart"/>
-      <w:r>
-        <w:rPr>
-          <w:lang w:val="en-US"/>
-        </w:rPr>
-        <w:t>реализовано</w:t>
+      <w:r>
+        <w:t>Учёт записей пациентов — реализовано</w:t>
       </w:r>
       <w:bookmarkEnd w:id="290"/>
       <w:bookmarkEnd w:id="291"/>
       <w:bookmarkEnd w:id="292"/>
-      <w:proofErr w:type="spellEnd"/>
     </w:p>
     <w:p>
       <w:pPr>
         <w:pStyle w:val="TNR"/>
         <w:ind w:right="567" w:firstLine="709"/>
-        <w:rPr>
-          <w:lang w:val="en-US"/>
-        </w:rPr>
       </w:pPr>
       <w:bookmarkStart w:id="293" w:name="_Toc228402355"/>
       <w:bookmarkStart w:id="294" w:name="_Toc228402529"/>
       <w:bookmarkStart w:id="295" w:name="_Toc228923398"/>
-      <w:proofErr w:type="spellStart"/>
-      <w:r>
-        <w:rPr>
-          <w:lang w:val="en-US"/>
-        </w:rPr>
-        <w:t>Управление</w:t>
-      </w:r>
-      <w:proofErr w:type="spellEnd"/>
-      <w:r>
-        <w:rPr>
-          <w:lang w:val="en-US"/>
-        </w:rPr>
-        <w:t xml:space="preserve"> </w:t>
-      </w:r>
-      <w:proofErr w:type="spellStart"/>
-      <w:r>
-        <w:rPr>
-          <w:lang w:val="en-US"/>
-        </w:rPr>
-        <w:t>расписанием</w:t>
-      </w:r>
-      <w:proofErr w:type="spellEnd"/>
-      <w:r>
-        <w:rPr>
-          <w:lang w:val="en-US"/>
-        </w:rPr>
-        <w:t xml:space="preserve"> </w:t>
-      </w:r>
-      <w:proofErr w:type="spellStart"/>
-      <w:r>
-        <w:rPr>
-          <w:lang w:val="en-US"/>
-        </w:rPr>
-        <w:t>врачей</w:t>
-      </w:r>
-      <w:proofErr w:type="spellEnd"/>
-      <w:r>
-        <w:rPr>
-          <w:lang w:val="en-US"/>
-        </w:rPr>
-        <w:t xml:space="preserve"> — </w:t>
-      </w:r>
-      <w:proofErr w:type="spellStart"/>
-      <w:r>
-        <w:rPr>
-          <w:lang w:val="en-US"/>
-        </w:rPr>
-        <w:t>реализовано</w:t>
+      <w:r>
+        <w:t>Управление расписанием врачей — реализовано</w:t>
       </w:r>
       <w:bookmarkEnd w:id="293"/>
       <w:bookmarkEnd w:id="294"/>
       <w:bookmarkEnd w:id="295"/>
-      <w:proofErr w:type="spellEnd"/>
     </w:p>
     <w:p>
       <w:pPr>
         <w:pStyle w:val="TNR"/>
         <w:ind w:right="567" w:firstLine="709"/>
-        <w:rPr>
-          <w:lang w:val="en-US"/>
-        </w:rPr>
       </w:pPr>
       <w:bookmarkStart w:id="296" w:name="_Toc228402356"/>
       <w:bookmarkStart w:id="297" w:name="_Toc228402530"/>
       <w:bookmarkStart w:id="298" w:name="_Toc228923399"/>
-      <w:proofErr w:type="spellStart"/>
-      <w:r>
-        <w:rPr>
-          <w:lang w:val="en-US"/>
-        </w:rPr>
-        <w:t>Разграничение</w:t>
-      </w:r>
-      <w:proofErr w:type="spellEnd"/>
-      <w:r>
-        <w:rPr>
-          <w:lang w:val="en-US"/>
-        </w:rPr>
-        <w:t xml:space="preserve"> </w:t>
-      </w:r>
-      <w:proofErr w:type="spellStart"/>
-      <w:r>
-        <w:rPr>
-          <w:lang w:val="en-US"/>
-        </w:rPr>
-        <w:t>ролей</w:t>
-      </w:r>
-      <w:proofErr w:type="spellEnd"/>
-      <w:r>
-        <w:rPr>
-          <w:lang w:val="en-US"/>
-        </w:rPr>
-        <w:t xml:space="preserve"> </w:t>
-      </w:r>
-      <w:proofErr w:type="spellStart"/>
-      <w:r>
-        <w:rPr>
-          <w:lang w:val="en-US"/>
-        </w:rPr>
-        <w:t>доступа</w:t>
-      </w:r>
-      <w:proofErr w:type="spellEnd"/>
-      <w:r>
-        <w:rPr>
-          <w:lang w:val="en-US"/>
-        </w:rPr>
-        <w:t xml:space="preserve"> — </w:t>
-      </w:r>
-      <w:proofErr w:type="spellStart"/>
-      <w:r>
-        <w:rPr>
-          <w:lang w:val="en-US"/>
-        </w:rPr>
-        <w:t>реализовано</w:t>
+      <w:r>
+        <w:t>Разграничение ролей доступа — реализовано</w:t>
       </w:r>
       <w:bookmarkEnd w:id="296"/>
       <w:bookmarkEnd w:id="297"/>
       <w:bookmarkEnd w:id="298"/>
-      <w:proofErr w:type="spellEnd"/>
     </w:p>
     <w:p>
       <w:pPr>
         <w:pStyle w:val="TNR"/>
         <w:ind w:right="567" w:firstLine="709"/>
-        <w:rPr>
-          <w:lang w:val="en-US"/>
-        </w:rPr>
       </w:pPr>
       <w:bookmarkStart w:id="299" w:name="_Toc228402357"/>
       <w:bookmarkStart w:id="300" w:name="_Toc228402531"/>
       <w:bookmarkStart w:id="301" w:name="_Toc228923400"/>
-      <w:proofErr w:type="spellStart"/>
-      <w:r>
-        <w:rPr>
-          <w:lang w:val="en-US"/>
-        </w:rPr>
-        <w:t>Адаптивный</w:t>
-      </w:r>
-      <w:proofErr w:type="spellEnd"/>
-      <w:r>
-        <w:rPr>
-          <w:lang w:val="en-US"/>
-        </w:rPr>
-        <w:t xml:space="preserve"> </w:t>
-      </w:r>
-      <w:proofErr w:type="spellStart"/>
-      <w:r>
-        <w:rPr>
-          <w:lang w:val="en-US"/>
-        </w:rPr>
-        <w:t>интерфейс</w:t>
-      </w:r>
-      <w:proofErr w:type="spellEnd"/>
-      <w:r>
-        <w:rPr>
-          <w:lang w:val="en-US"/>
-        </w:rPr>
-        <w:t xml:space="preserve"> — </w:t>
-      </w:r>
-      <w:proofErr w:type="spellStart"/>
-      <w:r>
-        <w:rPr>
-          <w:lang w:val="en-US"/>
-        </w:rPr>
-        <w:t>реализовано</w:t>
+      <w:r>
+        <w:t>Адаптивный интерфейс — реализовано</w:t>
       </w:r>
       <w:bookmarkEnd w:id="299"/>
       <w:bookmarkEnd w:id="300"/>
       <w:bookmarkEnd w:id="301"/>
-      <w:proofErr w:type="spellEnd"/>
     </w:p>
     <w:p>
       <w:pPr>
@@ -15344,54 +14284,12 @@
       <w:pPr>
         <w:pStyle w:val="TNR"/>
         <w:ind w:right="567" w:firstLine="709"/>
-        <w:rPr>
-          <w:lang w:val="en-US"/>
-        </w:rPr>
       </w:pPr>
       <w:bookmarkStart w:id="308" w:name="_Toc228402361"/>
       <w:bookmarkStart w:id="309" w:name="_Toc228402535"/>
       <w:bookmarkStart w:id="310" w:name="_Toc228923403"/>
-      <w:proofErr w:type="spellStart"/>
-      <w:r>
-        <w:rPr>
-          <w:lang w:val="en-US"/>
-        </w:rPr>
-        <w:t>Метрики</w:t>
-      </w:r>
-      <w:proofErr w:type="spellEnd"/>
-      <w:r>
-        <w:rPr>
-          <w:lang w:val="en-US"/>
-        </w:rPr>
-        <w:t xml:space="preserve"> </w:t>
-      </w:r>
-      <w:proofErr w:type="spellStart"/>
-      <w:r>
-        <w:rPr>
-          <w:lang w:val="en-US"/>
-        </w:rPr>
-        <w:t>качества</w:t>
-      </w:r>
-      <w:proofErr w:type="spellEnd"/>
-      <w:r>
-        <w:rPr>
-          <w:lang w:val="en-US"/>
-        </w:rPr>
-        <w:t xml:space="preserve"> </w:t>
-      </w:r>
-      <w:proofErr w:type="spellStart"/>
-      <w:r>
-        <w:rPr>
-          <w:lang w:val="en-US"/>
-        </w:rPr>
-        <w:t>кода</w:t>
-      </w:r>
-      <w:proofErr w:type="spellEnd"/>
-      <w:r>
-        <w:rPr>
-          <w:lang w:val="en-US"/>
-        </w:rPr>
-        <w:t>:</w:t>
+      <w:r>
+        <w:t>Метрики качества кода:</w:t>
       </w:r>
       <w:bookmarkEnd w:id="308"/>
       <w:bookmarkEnd w:id="309"/>
@@ -15401,40 +14299,30 @@
       <w:pPr>
         <w:pStyle w:val="TNR"/>
         <w:ind w:right="567" w:firstLine="709"/>
-        <w:rPr>
-          <w:lang w:val="en-US"/>
-        </w:rPr>
       </w:pPr>
       <w:bookmarkStart w:id="311" w:name="_Toc228402362"/>
       <w:bookmarkStart w:id="312" w:name="_Toc228402536"/>
       <w:bookmarkStart w:id="313" w:name="_Toc228923404"/>
-      <w:proofErr w:type="spellStart"/>
-      <w:r>
-        <w:rPr>
-          <w:lang w:val="en-US"/>
-        </w:rPr>
-        <w:t>Индекс</w:t>
-      </w:r>
-      <w:proofErr w:type="spellEnd"/>
-      <w:r>
-        <w:rPr>
-          <w:lang w:val="en-US"/>
-        </w:rPr>
+      <w:r>
+        <w:t>Индекс поддерживаемости (</w:t>
+      </w:r>
+      <w:r>
+        <w:rPr>
+          <w:lang w:val="en-US"/>
+        </w:rPr>
+        <w:t>Maintainability</w:t>
+      </w:r>
+      <w:r>
         <w:t xml:space="preserve"> </w:t>
       </w:r>
-      <w:proofErr w:type="spellStart"/>
-      <w:r>
-        <w:rPr>
-          <w:lang w:val="en-US"/>
-        </w:rPr>
-        <w:t>поддерживаемости</w:t>
-      </w:r>
-      <w:proofErr w:type="spellEnd"/>
-      <w:r>
-        <w:rPr>
-          <w:lang w:val="en-US"/>
-        </w:rPr>
-        <w:t xml:space="preserve"> (Maintainability Index): 82/100</w:t>
+      <w:r>
+        <w:rPr>
+          <w:lang w:val="en-US"/>
+        </w:rPr>
+        <w:t>Index</w:t>
+      </w:r>
+      <w:r>
+        <w:t>): 82/100</w:t>
       </w:r>
       <w:bookmarkEnd w:id="311"/>
       <w:bookmarkEnd w:id="312"/>
@@ -17756,7 +16644,7 @@
                                               <w:i w:val="0"/>
                                               <w:sz w:val="24"/>
                                               <w:szCs w:val="24"/>
-                                              <w:lang w:val="ru-RU"/>
+                                              <w:lang w:val="en-US"/>
                                             </w:rPr>
                                           </w:pPr>
                                           <w:r>
@@ -17764,9 +16652,9 @@
                                               <w:i w:val="0"/>
                                               <w:sz w:val="24"/>
                                               <w:szCs w:val="24"/>
-                                              <w:lang w:val="ru-RU"/>
+                                              <w:lang w:val="en-US"/>
                                             </w:rPr>
-                                            <w:t>49</w:t>
+                                            <w:t>36</w:t>
                                           </w:r>
                                         </w:p>
                                       </w:txbxContent>
@@ -19583,7 +18471,7 @@
                                         <w:i w:val="0"/>
                                         <w:sz w:val="24"/>
                                         <w:szCs w:val="24"/>
-                                        <w:lang w:val="ru-RU"/>
+                                        <w:lang w:val="en-US"/>
                                       </w:rPr>
                                     </w:pPr>
                                     <w:r>
@@ -19591,9 +18479,9 @@
                                         <w:i w:val="0"/>
                                         <w:sz w:val="24"/>
                                         <w:szCs w:val="24"/>
-                                        <w:lang w:val="ru-RU"/>
+                                        <w:lang w:val="en-US"/>
                                       </w:rPr>
-                                      <w:t>49</w:t>
+                                      <w:t>36</w:t>
                                     </w:r>
                                   </w:p>
                                 </w:txbxContent>
@@ -35679,6 +34567,7 @@
   <w:style w:type="character" w:default="1" w:styleId="a0">
     <w:name w:val="Default Paragraph Font"/>
     <w:uiPriority w:val="1"/>
+    <w:semiHidden/>
     <w:unhideWhenUsed/>
   </w:style>
   <w:style w:type="table" w:default="1" w:styleId="a1">
